--- a/klagomålsmail/Rislidtjärnarna FSC-klagomål mail.docx
+++ b/klagomålsmail/Rislidtjärnarna FSC-klagomål mail.docx
@@ -11,12 +11,12 @@
     </w:p>
     <w:p>
       <w:r>
-        <w:t>Vi vill informera om att det i avverkningsanmälan Rislidtjärnarna i Bjurholms kommun har hittats 39 naturvårdsarter varav 24 är rödlistade.</w:t>
+        <w:t>Vi vill informera om att det i och inom 24 meter från avverkningsanmälan Rislidtjärnarna i Bjurholms kommun har hittats 39 naturvårdsarter varav 24 är rödlistade.</w:t>
       </w:r>
     </w:p>
     <w:p>
       <w:r>
-        <w:t>Bland annat har tretåig hackspett (NT, §4) och knärot (VU, §8) sina livsmiljöer i skogen. Observera att utan dispens från Länsstyrelsen är det ett lagbrott att på något sätt skada arternas livsmiljöer eller ekologiska funktion i området (14 och 15 §§ artskyddsförordningen).</w:t>
+        <w:t>Bland annat har tretåig hackspett (NT, T, §4) och knärot (VU, T, §8) sina livsmiljöer i skogen. Observera att utan dispens från Länsstyrelsen är det ett lagbrott att på något sätt skada arternas livsmiljöer eller ekologiska funktion i området (14 och 15 §§ artskyddsförordningen).</w:t>
       </w:r>
     </w:p>
     <w:p>

--- a/klagomålsmail/Rislidtjärnarna FSC-klagomål mail.docx
+++ b/klagomålsmail/Rislidtjärnarna FSC-klagomål mail.docx
@@ -4,7 +4,7 @@
   <w:body>
     <w:p>
       <w:r>
-        <w:t>Till:</w:t>
+        <w:t>Till: Holmen skog AB</w:t>
         <w:br/>
         <w:t>Kopia: Revisor xx och FSC</w:t>
       </w:r>

--- a/klagomålsmail/Rislidtjärnarna FSC-klagomål mail.docx
+++ b/klagomålsmail/Rislidtjärnarna FSC-klagomål mail.docx
@@ -11,7 +11,7 @@
     </w:p>
     <w:p>
       <w:r>
-        <w:t>Vi vill informera om att det i och inom 24 meter från avverkningsanmälan Rislidtjärnarna i Bjurholms kommun har hittats 39 naturvårdsarter varav 24 är rödlistade.</w:t>
+        <w:t>Vi vill informera om att det i och inom 24 meter från avverkningsanmälan Rislidtjärnarna i Bjurholms kommun har hittats 40 naturvårdsarter varav 24 är rödlistade.</w:t>
       </w:r>
     </w:p>
     <w:p>
